--- a/pr-preview/pr-31/chapters/chapter2.docx
+++ b/pr-preview/pr-31/chapters/chapter2.docx
@@ -204,12 +204,18 @@
       <w:r>
         <w:t xml:space="preserve"> </w:t>
       </w:r>
+      <w:r>
+        <w:t xml:space="preserve">See</w:t>
+      </w:r>
+      <w:r>
+        <w:t xml:space="preserve"> </w:t>
+      </w:r>
       <w:hyperlink w:anchor="eq-gaussian-integral">
         <w:r>
           <w:rPr>
             <w:rStyle w:val="Hyperlink"/>
           </w:rPr>
-          <w:t xml:space="preserve">Equation</w:t>
+          <w:t xml:space="preserve">Equation 1</w:t>
         </w:r>
       </w:hyperlink>
       <w:r>
